--- a/赖晋希数据结构课程设计选题说明表.docx
+++ b/赖晋希数据结构课程设计选题说明表.docx
@@ -60,12 +60,6 @@
             <w:insideH w:val="single" w:color="auto" w:sz="4" w:space="0"/>
             <w:insideV w:val="single" w:color="auto" w:sz="4" w:space="0"/>
           </w:tblBorders>
-          <w:tblCellMar>
-            <w:top w:w="0" w:type="dxa"/>
-            <w:left w:w="108" w:type="dxa"/>
-            <w:bottom w:w="0" w:type="dxa"/>
-            <w:right w:w="108" w:type="dxa"/>
-          </w:tblCellMar>
         </w:tblPrEx>
         <w:tc>
           <w:tcPr>
@@ -488,7 +482,24 @@
                 <w:sz w:val="28"/>
                 <w:szCs w:val="28"/>
               </w:rPr>
-              <w:t xml:space="preserve"> 用户投稿：支持图文投稿（标题、描述、分类、图片），数据存入 MySQL；</w:t>
+              <w:t xml:space="preserve"> 用户投稿：支持图文投稿（标题、描述、分类、图片），数据存入 SQL</w:t>
+            </w:r>
+            <w:r>
+              <w:rPr>
+                <w:rFonts w:hint="eastAsia" w:ascii="Times New Roman" w:hAnsi="Times New Roman" w:eastAsia="宋体" w:cs="Times New Roman"/>
+                <w:sz w:val="28"/>
+                <w:szCs w:val="28"/>
+                <w:lang w:val="en-US" w:eastAsia="zh-CN"/>
+              </w:rPr>
+              <w:t>ite</w:t>
+            </w:r>
+            <w:r>
+              <w:rPr>
+                <w:rFonts w:hint="eastAsia" w:ascii="Times New Roman" w:hAnsi="Times New Roman" w:eastAsia="宋体" w:cs="Times New Roman"/>
+                <w:sz w:val="28"/>
+                <w:szCs w:val="28"/>
+              </w:rPr>
+              <w:t>；</w:t>
             </w:r>
           </w:p>
           <w:p>
@@ -589,17 +600,7 @@
                 <w:sz w:val="28"/>
                 <w:szCs w:val="28"/>
               </w:rPr>
-              <w:t>用链表实现待审投稿的优先级排序（如按时间</w:t>
-            </w:r>
-            <w:bookmarkStart w:id="0" w:name="_GoBack"/>
-            <w:bookmarkEnd w:id="0"/>
-            <w:r>
-              <w:rPr>
-                <w:rFonts w:hint="eastAsia" w:ascii="Times New Roman" w:hAnsi="Times New Roman" w:eastAsia="宋体" w:cs="Times New Roman"/>
-                <w:sz w:val="28"/>
-                <w:szCs w:val="28"/>
-              </w:rPr>
-              <w:t>）；</w:t>
+              <w:t>实现待审投稿的优先级排序（如按时间）；</w:t>
             </w:r>
           </w:p>
           <w:p>
@@ -696,26 +697,78 @@
                 <w:rFonts w:hint="eastAsia" w:ascii="Times New Roman" w:hAnsi="Times New Roman" w:eastAsia="宋体" w:cs="Times New Roman"/>
                 <w:sz w:val="28"/>
                 <w:szCs w:val="28"/>
-              </w:rPr>
-              <w:t>哈希表（用户会话）：session = {user_id: {username, role}}（Flask-Login 会话管理，O(1) 时间复杂度）</w:t>
+                <w:lang w:val="en-US" w:eastAsia="zh-CN"/>
+              </w:rPr>
+              <w:t xml:space="preserve">(1) : </w:t>
+            </w:r>
+            <w:r>
+              <w:rPr>
+                <w:rFonts w:hint="eastAsia" w:ascii="Times New Roman" w:hAnsi="Times New Roman" w:eastAsia="宋体" w:cs="Times New Roman"/>
+                <w:sz w:val="28"/>
+                <w:szCs w:val="28"/>
+              </w:rPr>
+              <w:t>数据库表结构：使用SQLite数据库，包含users表（用户信息）和food_submissions表（投稿信息），采用关系型数据模型</w:t>
             </w:r>
           </w:p>
           <w:p>
             <w:pPr>
               <w:ind w:firstLine="560" w:firstLineChars="200"/>
               <w:rPr>
-                <w:rFonts w:ascii="Times New Roman" w:hAnsi="Times New Roman" w:eastAsia="宋体" w:cs="Times New Roman"/>
-                <w:sz w:val="28"/>
-                <w:szCs w:val="28"/>
-              </w:rPr>
-            </w:pPr>
-            <w:r>
-              <w:rPr>
-                <w:rFonts w:hint="eastAsia" w:ascii="Times New Roman" w:hAnsi="Times New Roman" w:eastAsia="宋体" w:cs="Times New Roman"/>
-                <w:sz w:val="28"/>
-                <w:szCs w:val="28"/>
-              </w:rPr>
-              <w:t>链表（审核队列）：待审投稿链表 = [投稿1, 投稿2, ...]（按提交时间顺序存储待审内容，支持头插/尾插 O(1) 操作）</w:t>
+                <w:rFonts w:hint="eastAsia" w:ascii="Times New Roman" w:hAnsi="Times New Roman" w:eastAsia="宋体" w:cs="Times New Roman"/>
+                <w:sz w:val="28"/>
+                <w:szCs w:val="28"/>
+              </w:rPr>
+            </w:pPr>
+            <w:r>
+              <w:rPr>
+                <w:rFonts w:hint="eastAsia" w:ascii="Times New Roman" w:hAnsi="Times New Roman" w:eastAsia="宋体" w:cs="Times New Roman"/>
+                <w:sz w:val="28"/>
+                <w:szCs w:val="28"/>
+                <w:lang w:val="en-US" w:eastAsia="zh-CN"/>
+              </w:rPr>
+              <w:t xml:space="preserve">(2) : </w:t>
+            </w:r>
+            <w:r>
+              <w:rPr>
+                <w:rFonts w:hint="eastAsia" w:ascii="Times New Roman" w:hAnsi="Times New Roman" w:eastAsia="宋体" w:cs="Times New Roman"/>
+                <w:sz w:val="28"/>
+                <w:szCs w:val="28"/>
+              </w:rPr>
+              <w:t>数据传输结构：使用sqlite3.Row对象进行数据传输，支持字典式访问</w:t>
+            </w:r>
+          </w:p>
+          <w:p>
+            <w:pPr>
+              <w:rPr>
+                <w:rFonts w:ascii="Times New Roman" w:hAnsi="Times New Roman" w:eastAsia="宋体" w:cs="Times New Roman"/>
+                <w:sz w:val="28"/>
+                <w:szCs w:val="28"/>
+              </w:rPr>
+            </w:pPr>
+            <w:r>
+              <w:rPr>
+                <w:rFonts w:hint="eastAsia" w:ascii="Times New Roman" w:hAnsi="Times New Roman" w:eastAsia="宋体" w:cs="Times New Roman"/>
+                <w:sz w:val="28"/>
+                <w:szCs w:val="28"/>
+              </w:rPr>
+              <w:t xml:space="preserve">    </w:t>
+            </w:r>
+            <w:r>
+              <w:rPr>
+                <w:rFonts w:hint="eastAsia" w:ascii="Times New Roman" w:hAnsi="Times New Roman" w:eastAsia="宋体" w:cs="Times New Roman"/>
+                <w:sz w:val="28"/>
+                <w:szCs w:val="28"/>
+                <w:lang w:val="en-US" w:eastAsia="zh-CN"/>
+              </w:rPr>
+              <w:t>(3) :</w:t>
+            </w:r>
+            <w:r>
+              <w:rPr>
+                <w:rFonts w:hint="eastAsia" w:ascii="Times New Roman" w:hAnsi="Times New Roman" w:eastAsia="宋体" w:cs="Times New Roman"/>
+                <w:sz w:val="28"/>
+                <w:szCs w:val="28"/>
+              </w:rPr>
+              <w:t>文件系统结构：采用目录层次结构管理静态文件和Markdown文档</w:t>
             </w:r>
           </w:p>
           <w:p>
@@ -737,6 +790,210 @@
           </w:p>
           <w:p>
             <w:pPr>
+              <w:rPr>
+                <w:rFonts w:hint="eastAsia" w:ascii="Times New Roman" w:hAnsi="Times New Roman" w:eastAsia="宋体" w:cs="Times New Roman"/>
+                <w:sz w:val="28"/>
+                <w:szCs w:val="28"/>
+              </w:rPr>
+            </w:pPr>
+            <w:r>
+              <w:rPr>
+                <w:rFonts w:hint="eastAsia" w:ascii="Times New Roman" w:hAnsi="Times New Roman" w:eastAsia="宋体" w:cs="Times New Roman"/>
+                <w:sz w:val="28"/>
+                <w:szCs w:val="28"/>
+              </w:rPr>
+              <w:t xml:space="preserve">    </w:t>
+            </w:r>
+            <w:r>
+              <w:rPr>
+                <w:rFonts w:hint="eastAsia" w:ascii="Times New Roman" w:hAnsi="Times New Roman" w:eastAsia="宋体" w:cs="Times New Roman"/>
+                <w:sz w:val="28"/>
+                <w:szCs w:val="28"/>
+                <w:lang w:val="en-US" w:eastAsia="zh-CN"/>
+              </w:rPr>
+              <w:t>(1) :</w:t>
+            </w:r>
+            <w:r>
+              <w:rPr>
+                <w:rFonts w:hint="eastAsia" w:ascii="Times New Roman" w:hAnsi="Times New Roman" w:eastAsia="宋体" w:cs="Times New Roman"/>
+                <w:sz w:val="28"/>
+                <w:szCs w:val="28"/>
+              </w:rPr>
+              <w:t xml:space="preserve"> 数据库查询：使用SQL语句进行数据操作，如SELECT、INSERT、UPDATE</w:t>
+            </w:r>
+          </w:p>
+          <w:p>
+            <w:pPr>
+              <w:rPr>
+                <w:rFonts w:hint="eastAsia" w:ascii="Times New Roman" w:hAnsi="Times New Roman" w:eastAsia="宋体" w:cs="Times New Roman"/>
+                <w:sz w:val="28"/>
+                <w:szCs w:val="28"/>
+              </w:rPr>
+            </w:pPr>
+            <w:r>
+              <w:rPr>
+                <w:rFonts w:hint="eastAsia" w:ascii="Times New Roman" w:hAnsi="Times New Roman" w:eastAsia="宋体" w:cs="Times New Roman"/>
+                <w:sz w:val="28"/>
+                <w:szCs w:val="28"/>
+              </w:rPr>
+              <w:t xml:space="preserve">    </w:t>
+            </w:r>
+            <w:r>
+              <w:rPr>
+                <w:rFonts w:hint="eastAsia" w:ascii="Times New Roman" w:hAnsi="Times New Roman" w:eastAsia="宋体" w:cs="Times New Roman"/>
+                <w:sz w:val="28"/>
+                <w:szCs w:val="28"/>
+                <w:lang w:val="en-US" w:eastAsia="zh-CN"/>
+              </w:rPr>
+              <w:t>(2) :</w:t>
+            </w:r>
+            <w:r>
+              <w:rPr>
+                <w:rFonts w:hint="eastAsia" w:ascii="Times New Roman" w:hAnsi="Times New Roman" w:eastAsia="宋体" w:cs="Times New Roman"/>
+                <w:sz w:val="28"/>
+                <w:szCs w:val="28"/>
+              </w:rPr>
+              <w:t xml:space="preserve"> 文件名清理：使用正则表达式清理非法字符</w:t>
+            </w:r>
+          </w:p>
+          <w:p>
+            <w:pPr>
+              <w:rPr>
+                <w:rFonts w:hint="eastAsia" w:ascii="Times New Roman" w:hAnsi="Times New Roman" w:eastAsia="宋体" w:cs="Times New Roman"/>
+                <w:sz w:val="28"/>
+                <w:szCs w:val="28"/>
+              </w:rPr>
+            </w:pPr>
+            <w:r>
+              <w:rPr>
+                <w:rFonts w:hint="eastAsia" w:ascii="Times New Roman" w:hAnsi="Times New Roman" w:eastAsia="宋体" w:cs="Times New Roman"/>
+                <w:sz w:val="28"/>
+                <w:szCs w:val="28"/>
+              </w:rPr>
+              <w:t xml:space="preserve">    </w:t>
+            </w:r>
+            <w:r>
+              <w:rPr>
+                <w:rFonts w:hint="eastAsia" w:ascii="Times New Roman" w:hAnsi="Times New Roman" w:eastAsia="宋体" w:cs="Times New Roman"/>
+                <w:sz w:val="28"/>
+                <w:szCs w:val="28"/>
+                <w:lang w:val="en-US" w:eastAsia="zh-CN"/>
+              </w:rPr>
+              <w:t xml:space="preserve">(3) :  </w:t>
+            </w:r>
+            <w:r>
+              <w:rPr>
+                <w:rFonts w:hint="eastAsia" w:ascii="Times New Roman" w:hAnsi="Times New Roman" w:eastAsia="宋体" w:cs="Times New Roman"/>
+                <w:sz w:val="28"/>
+                <w:szCs w:val="28"/>
+              </w:rPr>
+              <w:t>Markdown生成：字符串拼接生成标准化Markdown格式</w:t>
+            </w:r>
+          </w:p>
+          <w:p>
+            <w:pPr>
+              <w:rPr>
+                <w:rFonts w:hint="eastAsia" w:ascii="Times New Roman" w:hAnsi="Times New Roman" w:eastAsia="宋体" w:cs="Times New Roman"/>
+                <w:sz w:val="28"/>
+                <w:szCs w:val="28"/>
+              </w:rPr>
+            </w:pPr>
+            <w:r>
+              <w:rPr>
+                <w:rFonts w:hint="eastAsia" w:ascii="Times New Roman" w:hAnsi="Times New Roman" w:eastAsia="宋体" w:cs="Times New Roman"/>
+                <w:sz w:val="28"/>
+                <w:szCs w:val="28"/>
+              </w:rPr>
+              <w:t xml:space="preserve">    </w:t>
+            </w:r>
+            <w:r>
+              <w:rPr>
+                <w:rFonts w:hint="eastAsia" w:ascii="Times New Roman" w:hAnsi="Times New Roman" w:eastAsia="宋体" w:cs="Times New Roman"/>
+                <w:sz w:val="28"/>
+                <w:szCs w:val="28"/>
+                <w:lang w:val="en-US" w:eastAsia="zh-CN"/>
+              </w:rPr>
+              <w:t>(4) :</w:t>
+            </w:r>
+            <w:r>
+              <w:rPr>
+                <w:rFonts w:hint="eastAsia" w:ascii="Times New Roman" w:hAnsi="Times New Roman" w:eastAsia="宋体" w:cs="Times New Roman"/>
+                <w:sz w:val="28"/>
+                <w:szCs w:val="28"/>
+              </w:rPr>
+              <w:t xml:space="preserve"> </w:t>
+            </w:r>
+            <w:r>
+              <w:rPr>
+                <w:rFonts w:hint="eastAsia" w:ascii="Times New Roman" w:hAnsi="Times New Roman" w:eastAsia="宋体" w:cs="Times New Roman"/>
+                <w:sz w:val="28"/>
+                <w:szCs w:val="28"/>
+                <w:lang w:val="en-US" w:eastAsia="zh-CN"/>
+              </w:rPr>
+              <w:t xml:space="preserve"> </w:t>
+            </w:r>
+            <w:r>
+              <w:rPr>
+                <w:rFonts w:hint="eastAsia" w:ascii="Times New Roman" w:hAnsi="Times New Roman" w:eastAsia="宋体" w:cs="Times New Roman"/>
+                <w:sz w:val="28"/>
+                <w:szCs w:val="28"/>
+              </w:rPr>
+              <w:t>MkDocs重建：子进程调用实现静态站点重建</w:t>
+            </w:r>
+          </w:p>
+          <w:p>
+            <w:pPr>
+              <w:rPr>
+                <w:rFonts w:ascii="Times New Roman" w:hAnsi="Times New Roman" w:eastAsia="宋体" w:cs="Times New Roman"/>
+                <w:sz w:val="28"/>
+                <w:szCs w:val="28"/>
+              </w:rPr>
+            </w:pPr>
+            <w:r>
+              <w:rPr>
+                <w:rFonts w:hint="eastAsia" w:ascii="Times New Roman" w:hAnsi="Times New Roman" w:eastAsia="宋体" w:cs="Times New Roman"/>
+                <w:sz w:val="28"/>
+                <w:szCs w:val="28"/>
+              </w:rPr>
+              <w:t xml:space="preserve">    </w:t>
+            </w:r>
+            <w:r>
+              <w:rPr>
+                <w:rFonts w:hint="eastAsia" w:ascii="Times New Roman" w:hAnsi="Times New Roman" w:eastAsia="宋体" w:cs="Times New Roman"/>
+                <w:sz w:val="28"/>
+                <w:szCs w:val="28"/>
+                <w:lang w:val="en-US" w:eastAsia="zh-CN"/>
+              </w:rPr>
+              <w:t xml:space="preserve">(5) : </w:t>
+            </w:r>
+            <w:r>
+              <w:rPr>
+                <w:rFonts w:hint="eastAsia" w:ascii="Times New Roman" w:hAnsi="Times New Roman" w:eastAsia="宋体" w:cs="Times New Roman"/>
+                <w:sz w:val="28"/>
+                <w:szCs w:val="28"/>
+              </w:rPr>
+              <w:t>审核队列排序：按提交时间降序排序实现优先级管理</w:t>
+            </w:r>
+          </w:p>
+          <w:p>
+            <w:pPr>
+              <w:rPr>
+                <w:rFonts w:ascii="Times New Roman" w:hAnsi="Times New Roman" w:eastAsia="宋体" w:cs="Times New Roman"/>
+                <w:sz w:val="28"/>
+                <w:szCs w:val="28"/>
+              </w:rPr>
+            </w:pPr>
+            <w:r>
+              <w:rPr>
+                <w:rFonts w:ascii="Times New Roman" w:hAnsi="Times New Roman" w:eastAsia="宋体" w:cs="Times New Roman"/>
+                <w:sz w:val="28"/>
+                <w:szCs w:val="28"/>
+              </w:rPr>
+              <w:t>3. 算法的时间复杂度预估（考虑最坏情况）：</w:t>
+            </w:r>
+          </w:p>
+          <w:p>
+            <w:pPr>
               <w:ind w:firstLine="560" w:firstLineChars="200"/>
               <w:rPr>
                 <w:rFonts w:hint="eastAsia" w:ascii="Times New Roman" w:hAnsi="Times New Roman" w:eastAsia="宋体" w:cs="Times New Roman"/>
@@ -750,94 +1007,161 @@
                 <w:sz w:val="28"/>
                 <w:szCs w:val="28"/>
               </w:rPr>
-              <w:t>审核状态流转算法：if status == 'pending': status = 'approved'（状态机模型，条件判断 O(1)）</w:t>
+              <w:t>- 数据库查询：O(1)（有索引）或O(n)（无索引）</w:t>
+            </w:r>
+          </w:p>
+          <w:p>
+            <w:pPr>
+              <w:rPr>
+                <w:rFonts w:hint="eastAsia" w:ascii="Times New Roman" w:hAnsi="Times New Roman" w:eastAsia="宋体" w:cs="Times New Roman"/>
+                <w:sz w:val="28"/>
+                <w:szCs w:val="28"/>
+              </w:rPr>
+            </w:pPr>
+            <w:r>
+              <w:rPr>
+                <w:rFonts w:hint="eastAsia" w:ascii="Times New Roman" w:hAnsi="Times New Roman" w:eastAsia="宋体" w:cs="Times New Roman"/>
+                <w:sz w:val="28"/>
+                <w:szCs w:val="28"/>
+              </w:rPr>
+              <w:t xml:space="preserve">    - 文件名清理：O(n)，其中n是文件名长度</w:t>
+            </w:r>
+          </w:p>
+          <w:p>
+            <w:pPr>
+              <w:rPr>
+                <w:rFonts w:hint="eastAsia" w:ascii="Times New Roman" w:hAnsi="Times New Roman" w:eastAsia="宋体" w:cs="Times New Roman"/>
+                <w:sz w:val="28"/>
+                <w:szCs w:val="28"/>
+              </w:rPr>
+            </w:pPr>
+            <w:r>
+              <w:rPr>
+                <w:rFonts w:hint="eastAsia" w:ascii="Times New Roman" w:hAnsi="Times New Roman" w:eastAsia="宋体" w:cs="Times New Roman"/>
+                <w:sz w:val="28"/>
+                <w:szCs w:val="28"/>
+              </w:rPr>
+              <w:t xml:space="preserve">    - Markdown生成：O(</w:t>
+            </w:r>
+            <w:r>
+              <w:rPr>
+                <w:rFonts w:hint="eastAsia" w:ascii="Times New Roman" w:hAnsi="Times New Roman" w:eastAsia="宋体" w:cs="Times New Roman"/>
+                <w:sz w:val="28"/>
+                <w:szCs w:val="28"/>
+                <w:lang w:val="en-US" w:eastAsia="zh-CN"/>
+              </w:rPr>
+              <w:t>1</w:t>
+            </w:r>
+            <w:r>
+              <w:rPr>
+                <w:rFonts w:hint="eastAsia" w:ascii="Times New Roman" w:hAnsi="Times New Roman" w:eastAsia="宋体" w:cs="Times New Roman"/>
+                <w:sz w:val="28"/>
+                <w:szCs w:val="28"/>
+              </w:rPr>
+              <w:t>)</w:t>
+            </w:r>
+          </w:p>
+          <w:p>
+            <w:pPr>
+              <w:rPr>
+                <w:rFonts w:hint="eastAsia" w:ascii="Times New Roman" w:hAnsi="Times New Roman" w:eastAsia="宋体" w:cs="Times New Roman"/>
+                <w:sz w:val="28"/>
+                <w:szCs w:val="28"/>
+              </w:rPr>
+            </w:pPr>
+            <w:r>
+              <w:rPr>
+                <w:rFonts w:hint="eastAsia" w:ascii="Times New Roman" w:hAnsi="Times New Roman" w:eastAsia="宋体" w:cs="Times New Roman"/>
+                <w:sz w:val="28"/>
+                <w:szCs w:val="28"/>
+              </w:rPr>
+              <w:t xml:space="preserve">    - MkDocs重建：O(1)，外部命令调用</w:t>
+            </w:r>
+          </w:p>
+          <w:p>
+            <w:pPr>
+              <w:rPr>
+                <w:rFonts w:ascii="Times New Roman" w:hAnsi="Times New Roman" w:eastAsia="宋体" w:cs="Times New Roman"/>
+                <w:sz w:val="28"/>
+                <w:szCs w:val="28"/>
+              </w:rPr>
+            </w:pPr>
+            <w:r>
+              <w:rPr>
+                <w:rFonts w:hint="eastAsia" w:ascii="Times New Roman" w:hAnsi="Times New Roman" w:eastAsia="宋体" w:cs="Times New Roman"/>
+                <w:sz w:val="28"/>
+                <w:szCs w:val="28"/>
+              </w:rPr>
+              <w:t xml:space="preserve">    - 审核队列排序：O(n log n)，数据库排序</w:t>
+            </w:r>
+          </w:p>
+          <w:p>
+            <w:pPr>
+              <w:rPr>
+                <w:rFonts w:ascii="Times New Roman" w:hAnsi="Times New Roman" w:eastAsia="宋体" w:cs="Times New Roman"/>
+                <w:sz w:val="28"/>
+                <w:szCs w:val="28"/>
+              </w:rPr>
+            </w:pPr>
+            <w:r>
+              <w:rPr>
+                <w:rFonts w:ascii="Times New Roman" w:hAnsi="Times New Roman" w:eastAsia="宋体" w:cs="Times New Roman"/>
+                <w:sz w:val="28"/>
+                <w:szCs w:val="28"/>
+              </w:rPr>
+              <w:t>4. 算法的空间复杂度预估：</w:t>
             </w:r>
           </w:p>
           <w:p>
             <w:pPr>
               <w:ind w:firstLine="560" w:firstLineChars="200"/>
               <w:rPr>
-                <w:rFonts w:ascii="Times New Roman" w:hAnsi="Times New Roman" w:eastAsia="宋体" w:cs="Times New Roman"/>
-                <w:sz w:val="28"/>
-                <w:szCs w:val="28"/>
-              </w:rPr>
-            </w:pPr>
-            <w:r>
-              <w:rPr>
-                <w:rFonts w:hint="eastAsia" w:ascii="Times New Roman" w:hAnsi="Times New Roman" w:eastAsia="宋体" w:cs="Times New Roman"/>
-                <w:sz w:val="28"/>
-                <w:szCs w:val="28"/>
-              </w:rPr>
-              <w:t>Markdown 生成算法：将数据库内容按模板转为 Markdown（字符串拼接，O(n)）</w:t>
-            </w:r>
-          </w:p>
-          <w:p>
-            <w:pPr>
-              <w:rPr>
-                <w:rFonts w:ascii="Times New Roman" w:hAnsi="Times New Roman" w:eastAsia="宋体" w:cs="Times New Roman"/>
-                <w:sz w:val="28"/>
-                <w:szCs w:val="28"/>
-              </w:rPr>
-            </w:pPr>
-            <w:r>
-              <w:rPr>
-                <w:rFonts w:ascii="Times New Roman" w:hAnsi="Times New Roman" w:eastAsia="宋体" w:cs="Times New Roman"/>
-                <w:sz w:val="28"/>
-                <w:szCs w:val="28"/>
-              </w:rPr>
-              <w:t>3. 算法的时间复杂度预估（考虑最坏情况）：</w:t>
-            </w:r>
-          </w:p>
-          <w:p>
-            <w:pPr>
-              <w:rPr>
-                <w:rFonts w:ascii="Times New Roman" w:hAnsi="Times New Roman" w:eastAsia="宋体" w:cs="Times New Roman"/>
-                <w:sz w:val="28"/>
-                <w:szCs w:val="28"/>
-              </w:rPr>
-            </w:pPr>
-          </w:p>
-          <w:p>
-            <w:pPr>
-              <w:rPr>
-                <w:rFonts w:ascii="Times New Roman" w:hAnsi="Times New Roman" w:eastAsia="宋体" w:cs="Times New Roman"/>
-                <w:sz w:val="28"/>
-                <w:szCs w:val="28"/>
-              </w:rPr>
-            </w:pPr>
-            <w:r>
-              <w:rPr>
-                <w:rFonts w:ascii="Times New Roman" w:hAnsi="Times New Roman" w:eastAsia="宋体" w:cs="Times New Roman"/>
-                <w:sz w:val="28"/>
-                <w:szCs w:val="28"/>
-              </w:rPr>
-              <w:t>4. 算法的空间复杂度预估：</w:t>
-            </w:r>
-          </w:p>
-          <w:p>
-            <w:pPr>
-              <w:rPr>
-                <w:rFonts w:ascii="Times New Roman" w:hAnsi="Times New Roman" w:eastAsia="宋体" w:cs="Times New Roman"/>
-                <w:sz w:val="28"/>
-                <w:szCs w:val="28"/>
-              </w:rPr>
-            </w:pPr>
-          </w:p>
-          <w:p>
-            <w:pPr>
-              <w:rPr>
-                <w:rFonts w:ascii="Times New Roman" w:hAnsi="Times New Roman" w:eastAsia="宋体" w:cs="Times New Roman"/>
-                <w:sz w:val="28"/>
-                <w:szCs w:val="28"/>
-              </w:rPr>
-            </w:pPr>
-            <w:r>
-              <w:rPr>
-                <w:rFonts w:ascii="Times New Roman" w:hAnsi="Times New Roman" w:eastAsia="宋体" w:cs="Times New Roman"/>
-                <w:sz w:val="28"/>
-                <w:szCs w:val="28"/>
-              </w:rPr>
-              <w:t>5. 预期的数据规模（如处理多少条记录，多少节点，多少边）：</w:t>
+                <w:rFonts w:hint="eastAsia" w:ascii="Times New Roman" w:hAnsi="Times New Roman" w:eastAsia="宋体" w:cs="Times New Roman"/>
+                <w:sz w:val="28"/>
+                <w:szCs w:val="28"/>
+              </w:rPr>
+            </w:pPr>
+            <w:r>
+              <w:rPr>
+                <w:rFonts w:hint="eastAsia" w:ascii="Times New Roman" w:hAnsi="Times New Roman" w:eastAsia="宋体" w:cs="Times New Roman"/>
+                <w:sz w:val="28"/>
+                <w:szCs w:val="28"/>
+              </w:rPr>
+              <w:t>- 数据库存储：O(n)，其中n是数据量</w:t>
+            </w:r>
+          </w:p>
+          <w:p>
+            <w:pPr>
+              <w:rPr>
+                <w:rFonts w:ascii="Times New Roman" w:hAnsi="Times New Roman" w:eastAsia="宋体" w:cs="Times New Roman"/>
+                <w:sz w:val="28"/>
+                <w:szCs w:val="28"/>
+              </w:rPr>
+            </w:pPr>
+            <w:r>
+              <w:rPr>
+                <w:rFonts w:hint="eastAsia" w:ascii="Times New Roman" w:hAnsi="Times New Roman" w:eastAsia="宋体" w:cs="Times New Roman"/>
+                <w:sz w:val="28"/>
+                <w:szCs w:val="28"/>
+              </w:rPr>
+              <w:t xml:space="preserve">    - 内存使用：O(1)</w:t>
+            </w:r>
+          </w:p>
+          <w:p>
+            <w:pPr>
+              <w:rPr>
+                <w:rFonts w:ascii="Times New Roman" w:hAnsi="Times New Roman" w:eastAsia="宋体" w:cs="Times New Roman"/>
+                <w:sz w:val="28"/>
+                <w:szCs w:val="28"/>
+              </w:rPr>
+            </w:pPr>
+            <w:r>
+              <w:rPr>
+                <w:rFonts w:ascii="Times New Roman" w:hAnsi="Times New Roman" w:eastAsia="宋体" w:cs="Times New Roman"/>
+                <w:sz w:val="28"/>
+                <w:szCs w:val="28"/>
+              </w:rPr>
+              <w:t>5. 预期的数据规模：</w:t>
             </w:r>
           </w:p>
           <w:p>
@@ -871,7 +1195,7 @@
                 <w:sz w:val="28"/>
                 <w:szCs w:val="28"/>
               </w:rPr>
-              <w:t>待审队列长度：≤ 50 条（链表操作高效）</w:t>
+              <w:t>待审队列长度：≤ 50 条</w:t>
             </w:r>
           </w:p>
         </w:tc>
@@ -1492,70 +1816,89 @@
           </w:p>
           <w:p>
             <w:pPr>
-              <w:rPr>
-                <w:rFonts w:hint="eastAsia" w:ascii="Times New Roman" w:hAnsi="Times New Roman" w:eastAsia="宋体" w:cs="Times New Roman"/>
-                <w:sz w:val="28"/>
-                <w:szCs w:val="28"/>
-              </w:rPr>
-            </w:pPr>
-            <w:r>
-              <w:rPr>
-                <w:rFonts w:hint="eastAsia" w:ascii="Times New Roman" w:hAnsi="Times New Roman" w:eastAsia="宋体" w:cs="Times New Roman"/>
-                <w:sz w:val="28"/>
-                <w:szCs w:val="28"/>
-              </w:rPr>
-              <w:t>- Flask, Flask-Login, Flask-WTF（后端）</w:t>
-            </w:r>
-          </w:p>
-          <w:p>
-            <w:pPr>
-              <w:rPr>
-                <w:rFonts w:hint="eastAsia" w:ascii="Times New Roman" w:hAnsi="Times New Roman" w:eastAsia="宋体" w:cs="Times New Roman"/>
-                <w:sz w:val="28"/>
-                <w:szCs w:val="28"/>
-              </w:rPr>
-            </w:pPr>
-            <w:r>
-              <w:rPr>
-                <w:rFonts w:hint="eastAsia" w:ascii="Times New Roman" w:hAnsi="Times New Roman" w:eastAsia="宋体" w:cs="Times New Roman"/>
-                <w:sz w:val="28"/>
-                <w:szCs w:val="28"/>
-              </w:rPr>
-              <w:t>- PyMySQL（MySQL 连接）</w:t>
-            </w:r>
-          </w:p>
-          <w:p>
-            <w:pPr>
-              <w:rPr>
-                <w:rFonts w:hint="eastAsia" w:ascii="Times New Roman" w:hAnsi="Times New Roman" w:eastAsia="宋体" w:cs="Times New Roman"/>
-                <w:sz w:val="28"/>
-                <w:szCs w:val="28"/>
-              </w:rPr>
-            </w:pPr>
-            <w:r>
-              <w:rPr>
-                <w:rFonts w:hint="eastAsia" w:ascii="Times New Roman" w:hAnsi="Times New Roman" w:eastAsia="宋体" w:cs="Times New Roman"/>
-                <w:sz w:val="28"/>
-                <w:szCs w:val="28"/>
-              </w:rPr>
-              <w:t>- markdown（Markdown 渲染）</w:t>
-            </w:r>
-          </w:p>
-          <w:p>
-            <w:pPr>
-              <w:rPr>
-                <w:rFonts w:hint="eastAsia" w:ascii="Times New Roman" w:hAnsi="Times New Roman" w:eastAsia="宋体" w:cs="Times New Roman"/>
-                <w:sz w:val="28"/>
-                <w:szCs w:val="28"/>
-              </w:rPr>
-            </w:pPr>
-            <w:r>
-              <w:rPr>
-                <w:rFonts w:hint="eastAsia" w:ascii="Times New Roman" w:hAnsi="Times New Roman" w:eastAsia="宋体" w:cs="Times New Roman"/>
-                <w:sz w:val="28"/>
-                <w:szCs w:val="28"/>
-              </w:rPr>
-              <w:t>- MkDocs（静态生成）</w:t>
+              <w:ind w:firstLine="280" w:firstLineChars="100"/>
+              <w:rPr>
+                <w:rFonts w:hint="eastAsia" w:ascii="Times New Roman" w:hAnsi="Times New Roman" w:eastAsia="宋体" w:cs="Times New Roman"/>
+                <w:sz w:val="28"/>
+                <w:szCs w:val="28"/>
+              </w:rPr>
+            </w:pPr>
+            <w:r>
+              <w:rPr>
+                <w:rFonts w:hint="eastAsia" w:ascii="Times New Roman" w:hAnsi="Times New Roman" w:eastAsia="宋体" w:cs="Times New Roman"/>
+                <w:sz w:val="28"/>
+                <w:szCs w:val="28"/>
+              </w:rPr>
+              <w:t>- Flask==2.0.1（Web框架）</w:t>
+            </w:r>
+          </w:p>
+          <w:p>
+            <w:pPr>
+              <w:rPr>
+                <w:rFonts w:hint="eastAsia" w:ascii="Times New Roman" w:hAnsi="Times New Roman" w:eastAsia="宋体" w:cs="Times New Roman"/>
+                <w:sz w:val="28"/>
+                <w:szCs w:val="28"/>
+              </w:rPr>
+            </w:pPr>
+            <w:r>
+              <w:rPr>
+                <w:rFonts w:hint="eastAsia" w:ascii="Times New Roman" w:hAnsi="Times New Roman" w:eastAsia="宋体" w:cs="Times New Roman"/>
+                <w:sz w:val="28"/>
+                <w:szCs w:val="28"/>
+              </w:rPr>
+              <w:t xml:space="preserve">  - pymysql==1.0.2（MySQL驱动，实际使用SQLite）</w:t>
+            </w:r>
+          </w:p>
+          <w:p>
+            <w:pPr>
+              <w:rPr>
+                <w:rFonts w:hint="eastAsia" w:ascii="Times New Roman" w:hAnsi="Times New Roman" w:eastAsia="宋体" w:cs="Times New Roman"/>
+                <w:sz w:val="28"/>
+                <w:szCs w:val="28"/>
+              </w:rPr>
+            </w:pPr>
+            <w:r>
+              <w:rPr>
+                <w:rFonts w:hint="eastAsia" w:ascii="Times New Roman" w:hAnsi="Times New Roman" w:eastAsia="宋体" w:cs="Times New Roman"/>
+                <w:sz w:val="28"/>
+                <w:szCs w:val="28"/>
+              </w:rPr>
+              <w:t xml:space="preserve">  - cryptography==36.0.2（加密库）</w:t>
+            </w:r>
+          </w:p>
+          <w:p>
+            <w:pPr>
+              <w:rPr>
+                <w:rFonts w:hint="eastAsia" w:ascii="Times New Roman" w:hAnsi="Times New Roman" w:eastAsia="宋体" w:cs="Times New Roman"/>
+                <w:sz w:val="28"/>
+                <w:szCs w:val="28"/>
+              </w:rPr>
+            </w:pPr>
+            <w:r>
+              <w:rPr>
+                <w:rFonts w:hint="eastAsia" w:ascii="Times New Roman" w:hAnsi="Times New Roman" w:eastAsia="宋体" w:cs="Times New Roman"/>
+                <w:sz w:val="28"/>
+                <w:szCs w:val="28"/>
+              </w:rPr>
+              <w:t xml:space="preserve">  - MkDocs（静态站点生成工具）</w:t>
+            </w:r>
+          </w:p>
+          <w:p>
+            <w:pPr>
+              <w:ind w:firstLine="280" w:firstLineChars="100"/>
+              <w:rPr>
+                <w:rFonts w:ascii="Times New Roman" w:hAnsi="Times New Roman" w:eastAsia="宋体" w:cs="Times New Roman"/>
+                <w:sz w:val="28"/>
+                <w:szCs w:val="28"/>
+              </w:rPr>
+            </w:pPr>
+            <w:r>
+              <w:rPr>
+                <w:rFonts w:hint="eastAsia" w:ascii="Times New Roman" w:hAnsi="Times New Roman" w:eastAsia="宋体" w:cs="Times New Roman"/>
+                <w:sz w:val="28"/>
+                <w:szCs w:val="28"/>
+              </w:rPr>
+              <w:t>其他说明：MkDocs 仅用于静态页面归档，不参与动态交互。实际使用SQLite数据库而非MySQL，简化部署流程。</w:t>
             </w:r>
           </w:p>
           <w:p>
@@ -1651,24 +1994,58 @@
                 <w:sz w:val="28"/>
                 <w:szCs w:val="28"/>
               </w:rPr>
-              <w:t>1. MkDocs 静态生成与 Flask 动态审核的同步（MkDocs 无法实时更新）</w:t>
-            </w:r>
-          </w:p>
-          <w:p>
-            <w:pPr>
-              <w:rPr>
-                <w:rFonts w:hint="eastAsia" w:ascii="Times New Roman" w:hAnsi="Times New Roman" w:eastAsia="宋体" w:cs="Times New Roman"/>
-                <w:sz w:val="28"/>
-                <w:szCs w:val="28"/>
-              </w:rPr>
-            </w:pPr>
-            <w:r>
-              <w:rPr>
-                <w:rFonts w:hint="eastAsia" w:ascii="Times New Roman" w:hAnsi="Times New Roman" w:eastAsia="宋体" w:cs="Times New Roman"/>
-                <w:sz w:val="28"/>
-                <w:szCs w:val="28"/>
-              </w:rPr>
-              <w:t>2. 审核队列的高效管理</w:t>
+              <w:t>1.  MkDocs 静态生成与 Flask 动态审核的同步（MkDocs 无法实时更新）</w:t>
+            </w:r>
+          </w:p>
+          <w:p>
+            <w:pPr>
+              <w:rPr>
+                <w:rFonts w:hint="eastAsia" w:ascii="Times New Roman" w:hAnsi="Times New Roman" w:eastAsia="宋体" w:cs="Times New Roman"/>
+                <w:sz w:val="28"/>
+                <w:szCs w:val="28"/>
+              </w:rPr>
+            </w:pPr>
+            <w:r>
+              <w:rPr>
+                <w:rFonts w:hint="eastAsia" w:ascii="Times New Roman" w:hAnsi="Times New Roman" w:eastAsia="宋体" w:cs="Times New Roman"/>
+                <w:sz w:val="28"/>
+                <w:szCs w:val="28"/>
+              </w:rPr>
+              <w:t>2.  审核队列的高效管理</w:t>
+            </w:r>
+          </w:p>
+          <w:p>
+            <w:pPr>
+              <w:rPr>
+                <w:rFonts w:hint="eastAsia" w:ascii="Times New Roman" w:hAnsi="Times New Roman" w:eastAsia="宋体" w:cs="Times New Roman"/>
+                <w:sz w:val="28"/>
+                <w:szCs w:val="28"/>
+              </w:rPr>
+            </w:pPr>
+            <w:r>
+              <w:rPr>
+                <w:rFonts w:hint="eastAsia" w:ascii="Times New Roman" w:hAnsi="Times New Roman" w:eastAsia="宋体" w:cs="Times New Roman"/>
+                <w:sz w:val="28"/>
+                <w:szCs w:val="28"/>
+              </w:rPr>
+              <w:t>3.  文件名规范化处理（防止非法字符导致文件创建失败）</w:t>
+            </w:r>
+          </w:p>
+          <w:p>
+            <w:pPr>
+              <w:rPr>
+                <w:rFonts w:hint="eastAsia" w:ascii="Times New Roman" w:hAnsi="Times New Roman" w:eastAsia="宋体" w:cs="Times New Roman"/>
+                <w:sz w:val="28"/>
+                <w:szCs w:val="28"/>
+              </w:rPr>
+            </w:pPr>
+            <w:r>
+              <w:rPr>
+                <w:rFonts w:hint="eastAsia" w:ascii="Times New Roman" w:hAnsi="Times New Roman" w:eastAsia="宋体" w:cs="Times New Roman"/>
+                <w:sz w:val="28"/>
+                <w:szCs w:val="28"/>
+              </w:rPr>
+              <w:t>4.  静态目录结构的自动维护</w:t>
             </w:r>
           </w:p>
           <w:p>
@@ -1702,24 +2079,58 @@
                 <w:sz w:val="28"/>
                 <w:szCs w:val="28"/>
               </w:rPr>
-              <w:t>1. 方案：Flask 审核通过后，自动写入 Markdown 文件</w:t>
-            </w:r>
-          </w:p>
-          <w:p>
-            <w:pPr>
-              <w:rPr>
-                <w:rFonts w:ascii="Times New Roman" w:hAnsi="Times New Roman" w:eastAsia="宋体" w:cs="Times New Roman"/>
-                <w:sz w:val="28"/>
-                <w:szCs w:val="28"/>
-              </w:rPr>
-            </w:pPr>
-            <w:r>
-              <w:rPr>
-                <w:rFonts w:hint="eastAsia" w:ascii="Times New Roman" w:hAnsi="Times New Roman" w:eastAsia="宋体" w:cs="Times New Roman"/>
-                <w:sz w:val="28"/>
-                <w:szCs w:val="28"/>
-              </w:rPr>
-              <w:t>2. 方案：用链表存储待审投稿（内存操作），避免频繁数据库查询。</w:t>
+              <w:t>1.  实现审核通过后自动调用 `mkdocs build` 命令重建静态站点，确保内容及时更新</w:t>
+            </w:r>
+          </w:p>
+          <w:p>
+            <w:pPr>
+              <w:rPr>
+                <w:rFonts w:hint="eastAsia" w:ascii="Times New Roman" w:hAnsi="Times New Roman" w:eastAsia="宋体" w:cs="Times New Roman"/>
+                <w:sz w:val="28"/>
+                <w:szCs w:val="28"/>
+              </w:rPr>
+            </w:pPr>
+            <w:r>
+              <w:rPr>
+                <w:rFonts w:hint="eastAsia" w:ascii="Times New Roman" w:hAnsi="Times New Roman" w:eastAsia="宋体" w:cs="Times New Roman"/>
+                <w:sz w:val="28"/>
+                <w:szCs w:val="28"/>
+              </w:rPr>
+              <w:t>2.  使用 SQL 语句 `ORDER BY submit_time DESC` 实现按时间降序排序，优先处理最新投稿</w:t>
+            </w:r>
+          </w:p>
+          <w:p>
+            <w:pPr>
+              <w:rPr>
+                <w:rFonts w:hint="eastAsia" w:ascii="Times New Roman" w:hAnsi="Times New Roman" w:eastAsia="宋体" w:cs="Times New Roman"/>
+                <w:sz w:val="28"/>
+                <w:szCs w:val="28"/>
+              </w:rPr>
+            </w:pPr>
+            <w:r>
+              <w:rPr>
+                <w:rFonts w:hint="eastAsia" w:ascii="Times New Roman" w:hAnsi="Times New Roman" w:eastAsia="宋体" w:cs="Times New Roman"/>
+                <w:sz w:val="28"/>
+                <w:szCs w:val="28"/>
+              </w:rPr>
+              <w:t>3.  使用正则表达式清理非法字符，将空格替换为下划线，确保文件名合法</w:t>
+            </w:r>
+          </w:p>
+          <w:p>
+            <w:pPr>
+              <w:rPr>
+                <w:rFonts w:ascii="Times New Roman" w:hAnsi="Times New Roman" w:eastAsia="宋体" w:cs="Times New Roman"/>
+                <w:sz w:val="28"/>
+                <w:szCs w:val="28"/>
+              </w:rPr>
+            </w:pPr>
+            <w:r>
+              <w:rPr>
+                <w:rFonts w:hint="eastAsia" w:ascii="Times New Roman" w:hAnsi="Times New Roman" w:eastAsia="宋体" w:cs="Times New Roman"/>
+                <w:sz w:val="28"/>
+                <w:szCs w:val="28"/>
+              </w:rPr>
+              <w:t>4.  审核通过后自动创建对应分类目录，并更新 sanshui_out.md 文件，保持目录结构的一致性</w:t>
             </w:r>
           </w:p>
         </w:tc>
@@ -1800,7 +2211,7 @@
                 <w:szCs w:val="28"/>
                 <w:lang w:val="en-US" w:eastAsia="zh-CN"/>
               </w:rPr>
-              <w:t>聊天机器人组件</w:t>
+              <w:t>广财校园智能体</w:t>
             </w:r>
           </w:p>
           <w:p>
@@ -1815,29 +2226,31 @@
           <w:p>
             <w:pPr>
               <w:rPr>
+                <w:rFonts w:hint="default" w:ascii="宋体" w:hAnsi="宋体" w:eastAsia="宋体"/>
+                <w:sz w:val="28"/>
+                <w:szCs w:val="28"/>
+                <w:lang w:val="en-US" w:eastAsia="zh-CN"/>
+              </w:rPr>
+            </w:pPr>
+            <w:r>
+              <w:rPr>
                 <w:rFonts w:hint="eastAsia" w:ascii="宋体" w:hAnsi="宋体" w:eastAsia="宋体"/>
                 <w:sz w:val="28"/>
                 <w:szCs w:val="28"/>
-                <w:lang w:val="en-US" w:eastAsia="zh-CN"/>
-              </w:rPr>
-            </w:pPr>
+              </w:rPr>
+              <w:t>选择理由：</w:t>
+            </w:r>
             <w:r>
               <w:rPr>
                 <w:rFonts w:hint="eastAsia" w:ascii="宋体" w:hAnsi="宋体" w:eastAsia="宋体"/>
                 <w:sz w:val="28"/>
                 <w:szCs w:val="28"/>
-              </w:rPr>
-              <w:t>选择理由：</w:t>
-            </w:r>
-            <w:r>
-              <w:rPr>
-                <w:rFonts w:hint="eastAsia" w:ascii="宋体" w:hAnsi="宋体" w:eastAsia="宋体"/>
-                <w:sz w:val="28"/>
-                <w:szCs w:val="28"/>
-                <w:lang w:val="en-US" w:eastAsia="zh-CN"/>
-              </w:rPr>
-              <w:t>简单</w:t>
-            </w:r>
+                <w:lang w:val="en-US" w:eastAsia="zh-CN"/>
+              </w:rPr>
+              <w:t>适配网站的建设</w:t>
+            </w:r>
+            <w:bookmarkStart w:id="0" w:name="_GoBack"/>
+            <w:bookmarkEnd w:id="0"/>
           </w:p>
           <w:p>
             <w:pPr>
